--- a/Command_Desk_Specification/00_READ_ME_FIRST.docx
+++ b/Command_Desk_Specification/00_READ_ME_FIRST.docx
@@ -771,7 +771,7 @@
           <w:sz w:val="21"/>
           <w:szCs w:val="21"/>
         </w:rPr>
-        <w:t xml:space="preserve">Two requirements cannot be enforced until a decision is made. Both are marked DECIDE in document 04.</w:t>
+        <w:t xml:space="preserve">One requirement cannot be enforced until a decision is made. It is marked DECIDE in document 04.</w:t>
       </w:r>
     </w:p>
     <w:tbl>
@@ -895,56 +895,6 @@
                 <w:szCs w:val="19"/>
               </w:rPr>
               <w:t xml:space="preserve">Ownership of recall overlaps consolidator. One owner must be named before activation.</w:t>
-            </w:r>
-          </w:p>
-        </w:tc>
-      </w:tr>
-      <w:tr>
-        <w:tc>
-          <w:tcPr>
-            <w:tcW w:type="dxa" w:w="1900"/>
-            <w:tcMar>
-              <w:top w:type="dxa" w:w="85"/>
-              <w:left w:type="dxa" w:w="115"/>
-              <w:bottom w:type="dxa" w:w="85"/>
-              <w:right w:type="dxa" w:w="115"/>
-            </w:tcMar>
-          </w:tcPr>
-          <w:p>
-            <w:pPr>
-              <w:spacing w:after="0"/>
-            </w:pPr>
-            <w:r>
-              <w:rPr>
-                <w:color w:val="1A1D21"/>
-                <w:sz w:val="19"/>
-                <w:szCs w:val="19"/>
-              </w:rPr>
-              <w:t xml:space="preserve">billing_agent</w:t>
-            </w:r>
-          </w:p>
-        </w:tc>
-        <w:tc>
-          <w:tcPr>
-            <w:tcW w:type="dxa" w:w="7100"/>
-            <w:tcMar>
-              <w:top w:type="dxa" w:w="85"/>
-              <w:left w:type="dxa" w:w="115"/>
-              <w:bottom w:type="dxa" w:w="85"/>
-              <w:right w:type="dxa" w:w="115"/>
-            </w:tcMar>
-          </w:tcPr>
-          <w:p>
-            <w:pPr>
-              <w:spacing w:after="0"/>
-            </w:pPr>
-            <w:r>
-              <w:rPr>
-                <w:color w:val="1A1D21"/>
-                <w:sz w:val="19"/>
-                <w:szCs w:val="19"/>
-              </w:rPr>
-              <w:t xml:space="preserve">Billing and email as separate specialists, or personal_assistant as the single mail worker. One architecture must be settled before construction.</w:t>
             </w:r>
           </w:p>
         </w:tc>
@@ -1114,7 +1064,7 @@
                 <w:sz w:val="19"/>
                 <w:szCs w:val="19"/>
               </w:rPr>
-              <w:t xml:space="preserve">11</w:t>
+              <w:t xml:space="preserve">10</w:t>
             </w:r>
           </w:p>
         </w:tc>
@@ -1262,7 +1212,7 @@
                 <w:sz w:val="19"/>
                 <w:szCs w:val="19"/>
               </w:rPr>
-              <w:t xml:space="preserve">4</w:t>
+              <w:t xml:space="preserve">2</w:t>
             </w:r>
           </w:p>
         </w:tc>
@@ -1287,80 +1237,6 @@
                 <w:szCs w:val="19"/>
               </w:rPr>
               <w:t xml:space="preserve">Specified, awaiting construction.</w:t>
-            </w:r>
-          </w:p>
-        </w:tc>
-      </w:tr>
-      <w:tr>
-        <w:tc>
-          <w:tcPr>
-            <w:tcW w:type="dxa" w:w="1200"/>
-            <w:tcMar>
-              <w:top w:type="dxa" w:w="85"/>
-              <w:left w:type="dxa" w:w="115"/>
-              <w:bottom w:type="dxa" w:w="85"/>
-              <w:right w:type="dxa" w:w="115"/>
-            </w:tcMar>
-          </w:tcPr>
-          <w:p>
-            <w:pPr>
-              <w:spacing w:after="0"/>
-            </w:pPr>
-            <w:r>
-              <w:rPr>
-                <w:color w:val="1A1D21"/>
-                <w:sz w:val="19"/>
-                <w:szCs w:val="19"/>
-              </w:rPr>
-              <w:t xml:space="preserve">D</w:t>
-            </w:r>
-          </w:p>
-        </w:tc>
-        <w:tc>
-          <w:tcPr>
-            <w:tcW w:type="dxa" w:w="1400"/>
-            <w:tcMar>
-              <w:top w:type="dxa" w:w="85"/>
-              <w:left w:type="dxa" w:w="115"/>
-              <w:bottom w:type="dxa" w:w="85"/>
-              <w:right w:type="dxa" w:w="115"/>
-            </w:tcMar>
-          </w:tcPr>
-          <w:p>
-            <w:pPr>
-              <w:spacing w:after="0"/>
-            </w:pPr>
-            <w:r>
-              <w:rPr>
-                <w:color w:val="1A1D21"/>
-                <w:sz w:val="19"/>
-                <w:szCs w:val="19"/>
-              </w:rPr>
-              <w:t xml:space="preserve">1</w:t>
-            </w:r>
-          </w:p>
-        </w:tc>
-        <w:tc>
-          <w:tcPr>
-            <w:tcW w:type="dxa" w:w="6400"/>
-            <w:tcMar>
-              <w:top w:type="dxa" w:w="85"/>
-              <w:left w:type="dxa" w:w="115"/>
-              <w:bottom w:type="dxa" w:w="85"/>
-              <w:right w:type="dxa" w:w="115"/>
-            </w:tcMar>
-          </w:tcPr>
-          <w:p>
-            <w:pPr>
-              <w:spacing w:after="0"/>
-            </w:pPr>
-            <w:r>
-              <w:rPr>
-                <w:color w:val="1A1D21"/>
-                <w:sz w:val="19"/>
-                <w:szCs w:val="19"/>
-              </w:rPr>
-              <w:t xml:space="preserve">Named, scope outstanding.</w:t>
             </w:r>
           </w:p>
         </w:tc>
@@ -1376,7 +1252,7 @@
           <w:sz w:val="21"/>
           <w:szCs w:val="21"/>
         </w:rPr>
-        <w:t xml:space="preserve">Three workers carry a priority mark across all four documents: personal_assistant, forge and mind, and billing_agent.</w:t>
+        <w:t xml:space="preserve">builder and tester are the pair that bounce. Sealed together, adversarial by design, and the only workers that exchange context directly.</w:t>
       </w:r>
     </w:p>
     <w:p>

--- a/Command_Desk_Specification/00_READ_ME_FIRST.docx
+++ b/Command_Desk_Specification/00_READ_ME_FIRST.docx
@@ -43,7 +43,7 @@
           <w:sz w:val="22"/>
           <w:szCs w:val="22"/>
         </w:rPr>
-        <w:t xml:space="preserve">Four documents. What each one is for, how they fit together, and the goal they exist to serve.</w:t>
+        <w:t xml:space="preserve">Seven documents. What each one is for, how they fit together, and the goal they exist to serve.</w:t>
       </w:r>
     </w:p>
     <w:p>
@@ -391,7 +391,7 @@
                 <w:sz w:val="19"/>
                 <w:szCs w:val="19"/>
               </w:rPr>
-              <w:t xml:space="preserve">02 Worker Roster</w:t>
+              <w:t xml:space="preserve">02 LLM Roster</w:t>
             </w:r>
           </w:p>
         </w:tc>
@@ -415,7 +415,7 @@
                 <w:sz w:val="19"/>
                 <w:szCs w:val="19"/>
               </w:rPr>
-              <w:t xml:space="preserve">Every model and what it does, plus the two maps. Read this first to understand the system.</w:t>
+              <w:t xml:space="preserve">Every model and what it does.</w:t>
             </w:r>
           </w:p>
         </w:tc>
@@ -518,6 +518,108 @@
                 <w:szCs w:val="19"/>
               </w:rPr>
               <w:t xml:space="preserve">What actually holds each requirement — code, prompt, log, or an outstanding decision — and which invariants each worker engages.</w:t>
+            </w:r>
+          </w:p>
+        </w:tc>
+      </w:tr>
+      <w:tr>
+        <w:tc>
+          <w:tcPr>
+            <w:tcW w:type="dxa" w:w="2200"/>
+            <w:tcMar>
+              <w:top w:type="dxa" w:w="85"/>
+              <w:left w:type="dxa" w:w="115"/>
+              <w:bottom w:type="dxa" w:w="85"/>
+              <w:right w:type="dxa" w:w="115"/>
+            </w:tcMar>
+          </w:tcPr>
+          <w:p>
+            <w:pPr>
+              <w:spacing w:after="0"/>
+            </w:pPr>
+            <w:r>
+              <w:rPr>
+                <w:rFonts w:ascii="Consolas" w:cs="Consolas" w:eastAsia="Consolas" w:hAnsi="Consolas"/>
+                <w:color w:val="1A1D21"/>
+                <w:sz w:val="19"/>
+                <w:szCs w:val="19"/>
+              </w:rPr>
+              <w:t xml:space="preserve">05 Workflow</w:t>
+            </w:r>
+          </w:p>
+        </w:tc>
+        <w:tc>
+          <w:tcPr>
+            <w:tcW w:type="dxa" w:w="6800"/>
+            <w:tcMar>
+              <w:top w:type="dxa" w:w="85"/>
+              <w:left w:type="dxa" w:w="115"/>
+              <w:bottom w:type="dxa" w:w="85"/>
+              <w:right w:type="dxa" w:w="115"/>
+            </w:tcMar>
+          </w:tcPr>
+          <w:p>
+            <w:pPr>
+              <w:spacing w:after="0"/>
+            </w:pPr>
+            <w:r>
+              <w:rPr>
+                <w:color w:val="1A1D21"/>
+                <w:sz w:val="19"/>
+                <w:szCs w:val="19"/>
+              </w:rPr>
+              <w:t xml:space="preserve">How a request travels from a locked goal to a finished result. States, timeouts, the fix loop, escalation, and the definition of done.</w:t>
+            </w:r>
+          </w:p>
+        </w:tc>
+      </w:tr>
+      <w:tr>
+        <w:tc>
+          <w:tcPr>
+            <w:tcW w:type="dxa" w:w="2200"/>
+            <w:tcMar>
+              <w:top w:type="dxa" w:w="85"/>
+              <w:left w:type="dxa" w:w="115"/>
+              <w:bottom w:type="dxa" w:w="85"/>
+              <w:right w:type="dxa" w:w="115"/>
+            </w:tcMar>
+          </w:tcPr>
+          <w:p>
+            <w:pPr>
+              <w:spacing w:after="0"/>
+            </w:pPr>
+            <w:r>
+              <w:rPr>
+                <w:rFonts w:ascii="Consolas" w:cs="Consolas" w:eastAsia="Consolas" w:hAnsi="Consolas"/>
+                <w:color w:val="1A1D21"/>
+                <w:sz w:val="19"/>
+                <w:szCs w:val="19"/>
+              </w:rPr>
+              <w:t xml:space="preserve">06 Maps</w:t>
+            </w:r>
+          </w:p>
+        </w:tc>
+        <w:tc>
+          <w:tcPr>
+            <w:tcW w:type="dxa" w:w="6800"/>
+            <w:tcMar>
+              <w:top w:type="dxa" w:w="85"/>
+              <w:left w:type="dxa" w:w="115"/>
+              <w:bottom w:type="dxa" w:w="85"/>
+              <w:right w:type="dxa" w:w="115"/>
+            </w:tcMar>
+          </w:tcPr>
+          <w:p>
+            <w:pPr>
+              <w:spacing w:after="0"/>
+            </w:pPr>
+            <w:r>
+              <w:rPr>
+                <w:color w:val="1A1D21"/>
+                <w:sz w:val="19"/>
+                <w:szCs w:val="19"/>
+              </w:rPr>
+              <w:t xml:space="preserve">The chain, and which workers can see which.</w:t>
             </w:r>
           </w:p>
         </w:tc>
@@ -639,6 +741,24 @@
           <w:sz w:val="21"/>
           <w:szCs w:val="21"/>
         </w:rPr>
+        <w:t xml:space="preserve">05 sequences what 01 defines. Its states, timeouts and escalation ladder use the categories from 01 and the guards from 04.</w:t>
+      </w:r>
+    </w:p>
+    <w:p>
+      <w:pPr>
+        <w:pStyle w:val="ListParagraph"/>
+        <w:numPr>
+          <w:ilvl w:val="0"/>
+          <w:numId w:val="3"/>
+        </w:numPr>
+        <w:spacing w:after="66"/>
+      </w:pPr>
+      <w:r>
+        <w:rPr>
+          <w:color w:val="1A1D21"/>
+          <w:sz w:val="21"/>
+          <w:szCs w:val="21"/>
+        </w:rPr>
         <w:t xml:space="preserve">01 lists the invariants. 04 names which invariants each worker engages, so a violation can be classified as a system defect rather than a worker defect.</w:t>
       </w:r>
     </w:p>
@@ -654,7 +774,7 @@
           <w:sz w:val="21"/>
           <w:szCs w:val="21"/>
         </w:rPr>
-        <w:t xml:space="preserve">If a statement in 02, 03 or 04 contradicts 01, document 01 governs and the contradiction is a defect in the other document.</w:t>
+        <w:t xml:space="preserve">If a statement in 02, 03, 04, 05 or 06 contradicts 01, document 01 governs and the contradiction is a defect in the other document.</w:t>
       </w:r>
     </w:p>
     <w:p>
@@ -688,7 +808,7 @@
           <w:sz w:val="21"/>
           <w:szCs w:val="21"/>
         </w:rPr>
-        <w:t xml:space="preserve">02 — to see what exists and how it connects.</w:t>
+        <w:t xml:space="preserve">06 — the maps, to see the shape of it.</w:t>
       </w:r>
     </w:p>
     <w:p>
@@ -706,7 +826,7 @@
           <w:sz w:val="21"/>
           <w:szCs w:val="21"/>
         </w:rPr>
-        <w:t xml:space="preserve">01 — to understand the rules that hold across all of it.</w:t>
+        <w:t xml:space="preserve">02 — the roster, to see what exists.</w:t>
       </w:r>
     </w:p>
     <w:p>
@@ -724,7 +844,7 @@
           <w:sz w:val="21"/>
           <w:szCs w:val="21"/>
         </w:rPr>
-        <w:t xml:space="preserve">03 — to see what each worker is held to.</w:t>
+        <w:t xml:space="preserve">05 — the workflow, to see how a request moves through it.</w:t>
       </w:r>
     </w:p>
     <w:p>
@@ -742,7 +862,43 @@
           <w:sz w:val="21"/>
           <w:szCs w:val="21"/>
         </w:rPr>
-        <w:t xml:space="preserve">04 — to see what enforces it, and what is still outstanding.</w:t>
+        <w:t xml:space="preserve">01 — the standard, for the rules that hold across all of it.</w:t>
+      </w:r>
+    </w:p>
+    <w:p>
+      <w:pPr>
+        <w:pStyle w:val="ListParagraph"/>
+        <w:numPr>
+          <w:ilvl w:val="0"/>
+          <w:numId w:val="2"/>
+        </w:numPr>
+        <w:spacing w:after="70"/>
+      </w:pPr>
+      <w:r>
+        <w:rPr>
+          <w:color w:val="1A1D21"/>
+          <w:sz w:val="21"/>
+          <w:szCs w:val="21"/>
+        </w:rPr>
+        <w:t xml:space="preserve">03 — the rubrics, for what each worker is held to.</w:t>
+      </w:r>
+    </w:p>
+    <w:p>
+      <w:pPr>
+        <w:pStyle w:val="ListParagraph"/>
+        <w:numPr>
+          <w:ilvl w:val="0"/>
+          <w:numId w:val="2"/>
+        </w:numPr>
+        <w:spacing w:after="70"/>
+      </w:pPr>
+      <w:r>
+        <w:rPr>
+          <w:color w:val="1A1D21"/>
+          <w:sz w:val="21"/>
+          <w:szCs w:val="21"/>
+        </w:rPr>
+        <w:t xml:space="preserve">04 — the guardrails, for what enforces it and what is outstanding.</w:t>
       </w:r>
     </w:p>
     <w:p>
@@ -1266,7 +1422,20 @@
           <w:sz w:val="16"/>
           <w:szCs w:val="16"/>
         </w:rPr>
-        <w:t xml:space="preserve">Version 1.0  ·  3 August 2026</w:t>
+        <w:t xml:space="preserve">Version 1.0 — LOCKED  ·  3 August 2026  ·  seven documents</w:t>
+      </w:r>
+    </w:p>
+    <w:p>
+      <w:pPr>
+        <w:spacing w:after="120" w:before="0"/>
+      </w:pPr>
+      <w:r>
+        <w:rPr>
+          <w:color w:val="5C6670"/>
+          <w:sz w:val="18"/>
+          <w:szCs w:val="18"/>
+        </w:rPr>
+        <w:t xml:space="preserve">No behavioural change is introduced without a new version.</w:t>
       </w:r>
     </w:p>
     <w:sectPr>
